--- a/Application-List-Technician-Guide.docx
+++ b/Application-List-Technician-Guide.docx
@@ -35,7 +35,7 @@
     </w:p>
     <w:p>
       <w:pPr>
-        <w:spacing w:after="60" w:line="276"/>
+        <w:spacing w:after="90" w:line="276"/>
       </w:pPr>
       <w:r>
         <w:rPr>
@@ -44,6 +44,55 @@
           <w:szCs w:val="23"/>
         </w:rPr>
         <w:t xml:space="preserve">How to find out what needs installing on a replacement device.</w:t>
+      </w:r>
+    </w:p>
+    <w:p>
+      <w:pPr>
+        <w:spacing w:after="60" w:line="276"/>
+      </w:pPr>
+      <w:r>
+        <w:rPr>
+          <w:color w:val="5A6472"/>
+          <w:sz w:val="21"/>
+          <w:szCs w:val="21"/>
+        </w:rPr>
+        <w:t xml:space="preserve">Author </w:t>
+      </w:r>
+      <w:r>
+        <w:rPr>
+          <w:b/>
+          <w:bCs/>
+          <w:color w:val="5A6472"/>
+          <w:sz w:val="21"/>
+          <w:szCs w:val="21"/>
+        </w:rPr>
+        <w:t xml:space="preserve">[Your Name]</w:t>
+      </w:r>
+      <w:r>
+        <w:rPr>
+          <w:color w:val="5A6472"/>
+          <w:sz w:val="21"/>
+          <w:szCs w:val="21"/>
+        </w:rPr>
+        <w:t xml:space="preserve">  ·  Department </w:t>
+      </w:r>
+      <w:r>
+        <w:rPr>
+          <w:b/>
+          <w:bCs/>
+          <w:color w:val="5A6472"/>
+          <w:sz w:val="21"/>
+          <w:szCs w:val="21"/>
+        </w:rPr>
+        <w:t xml:space="preserve">[Department]</w:t>
+      </w:r>
+      <w:r>
+        <w:rPr>
+          <w:color w:val="5A6472"/>
+          <w:sz w:val="21"/>
+          <w:szCs w:val="21"/>
+        </w:rPr>
+        <w:t xml:space="preserve">  ·  September 2026</w:t>
       </w:r>
     </w:p>
     <w:p>

--- a/Application-List-Technician-Guide.docx
+++ b/Application-List-Technician-Guide.docx
@@ -35,7 +35,7 @@
     </w:p>
     <w:p>
       <w:pPr>
-        <w:spacing w:after="90" w:line="276"/>
+        <w:spacing w:after="60" w:line="276"/>
       </w:pPr>
       <w:r>
         <w:rPr>
@@ -44,55 +44,6 @@
           <w:szCs w:val="23"/>
         </w:rPr>
         <w:t xml:space="preserve">How to find out what needs installing on a replacement device.</w:t>
-      </w:r>
-    </w:p>
-    <w:p>
-      <w:pPr>
-        <w:spacing w:after="60" w:line="276"/>
-      </w:pPr>
-      <w:r>
-        <w:rPr>
-          <w:color w:val="5A6472"/>
-          <w:sz w:val="21"/>
-          <w:szCs w:val="21"/>
-        </w:rPr>
-        <w:t xml:space="preserve">Author </w:t>
-      </w:r>
-      <w:r>
-        <w:rPr>
-          <w:b/>
-          <w:bCs/>
-          <w:color w:val="5A6472"/>
-          <w:sz w:val="21"/>
-          <w:szCs w:val="21"/>
-        </w:rPr>
-        <w:t xml:space="preserve">[Your Name]</w:t>
-      </w:r>
-      <w:r>
-        <w:rPr>
-          <w:color w:val="5A6472"/>
-          <w:sz w:val="21"/>
-          <w:szCs w:val="21"/>
-        </w:rPr>
-        <w:t xml:space="preserve">  ·  Department </w:t>
-      </w:r>
-      <w:r>
-        <w:rPr>
-          <w:b/>
-          <w:bCs/>
-          <w:color w:val="5A6472"/>
-          <w:sz w:val="21"/>
-          <w:szCs w:val="21"/>
-        </w:rPr>
-        <w:t xml:space="preserve">[Department]</w:t>
-      </w:r>
-      <w:r>
-        <w:rPr>
-          <w:color w:val="5A6472"/>
-          <w:sz w:val="21"/>
-          <w:szCs w:val="21"/>
-        </w:rPr>
-        <w:t xml:space="preserve">  ·  September 2026</w:t>
       </w:r>
     </w:p>
     <w:p>

--- a/Application-List-Technician-Guide.docx
+++ b/Application-List-Technician-Guide.docx
@@ -35,7 +35,7 @@
     </w:p>
     <w:p>
       <w:pPr>
-        <w:spacing w:after="60" w:line="276"/>
+        <w:spacing w:after="90" w:line="276"/>
       </w:pPr>
       <w:r>
         <w:rPr>
@@ -44,6 +44,55 @@
           <w:szCs w:val="23"/>
         </w:rPr>
         <w:t xml:space="preserve">How to find out what needs installing on a replacement device.</w:t>
+      </w:r>
+    </w:p>
+    <w:p>
+      <w:pPr>
+        <w:spacing w:after="60" w:line="276"/>
+      </w:pPr>
+      <w:r>
+        <w:rPr>
+          <w:color w:val="5A6472"/>
+          <w:sz w:val="21"/>
+          <w:szCs w:val="21"/>
+        </w:rPr>
+        <w:t xml:space="preserve">Author </w:t>
+      </w:r>
+      <w:r>
+        <w:rPr>
+          <w:b/>
+          <w:bCs/>
+          <w:color w:val="5A6472"/>
+          <w:sz w:val="21"/>
+          <w:szCs w:val="21"/>
+        </w:rPr>
+        <w:t xml:space="preserve">[Your Name]</w:t>
+      </w:r>
+      <w:r>
+        <w:rPr>
+          <w:color w:val="5A6472"/>
+          <w:sz w:val="21"/>
+          <w:szCs w:val="21"/>
+        </w:rPr>
+        <w:t xml:space="preserve">  ·  Department </w:t>
+      </w:r>
+      <w:r>
+        <w:rPr>
+          <w:b/>
+          <w:bCs/>
+          <w:color w:val="5A6472"/>
+          <w:sz w:val="21"/>
+          <w:szCs w:val="21"/>
+        </w:rPr>
+        <w:t xml:space="preserve">[Department]</w:t>
+      </w:r>
+      <w:r>
+        <w:rPr>
+          <w:color w:val="5A6472"/>
+          <w:sz w:val="21"/>
+          <w:szCs w:val="21"/>
+        </w:rPr>
+        <w:t xml:space="preserve">  ·  September 2026</w:t>
       </w:r>
     </w:p>
     <w:p>
@@ -275,23 +324,23 @@
           <w:sz w:val="21"/>
           <w:szCs w:val="21"/>
         </w:rPr>
-        <w:t xml:space="preserve">You get a tick-list of applications to install. Choose </w:t>
-      </w:r>
-      <w:r>
-        <w:rPr>
-          <w:b/>
-          <w:bCs/>
-          <w:sz w:val="21"/>
-          <w:szCs w:val="21"/>
-        </w:rPr>
-        <w:t xml:space="preserve">Print this sheet</w:t>
-      </w:r>
-      <w:r>
-        <w:rPr>
-          <w:sz w:val="21"/>
-          <w:szCs w:val="21"/>
-        </w:rPr>
-        <w:t xml:space="preserve"> (or press Ctrl+P) and work down it as you go.</w:t>
+        <w:t xml:space="preserve">You get a tick-list of applications to install. Work down it as you go, or choose </w:t>
+      </w:r>
+      <w:r>
+        <w:rPr>
+          <w:b/>
+          <w:bCs/>
+          <w:sz w:val="21"/>
+          <w:szCs w:val="21"/>
+        </w:rPr>
+        <w:t xml:space="preserve">Download</w:t>
+      </w:r>
+      <w:r>
+        <w:rPr>
+          <w:sz w:val="21"/>
+          <w:szCs w:val="21"/>
+        </w:rPr>
+        <w:t xml:space="preserve"> to save it as a PDF and keep it open beside you.</w:t>
       </w:r>
     </w:p>
     <w:p>
@@ -324,7 +373,7 @@
           <w:sz w:val="21"/>
           <w:szCs w:val="21"/>
         </w:rPr>
-        <w:t xml:space="preserve"> at the top. That link does not print.</w:t>
+        <w:t xml:space="preserve"> at the top.</w:t>
       </w:r>
     </w:p>
     <w:p>

--- a/Application-List-Technician-Guide.docx
+++ b/Application-List-Technician-Guide.docx
@@ -324,23 +324,23 @@
           <w:sz w:val="21"/>
           <w:szCs w:val="21"/>
         </w:rPr>
-        <w:t xml:space="preserve">You get a tick-list of applications to install. Work down it as you go, or choose </w:t>
-      </w:r>
-      <w:r>
-        <w:rPr>
-          <w:b/>
-          <w:bCs/>
-          <w:sz w:val="21"/>
-          <w:szCs w:val="21"/>
-        </w:rPr>
-        <w:t xml:space="preserve">Download</w:t>
-      </w:r>
-      <w:r>
-        <w:rPr>
-          <w:sz w:val="21"/>
-          <w:szCs w:val="21"/>
-        </w:rPr>
-        <w:t xml:space="preserve"> to save it as a PDF and keep it open beside you.</w:t>
+        <w:t xml:space="preserve">You get a tick-list of applications to install. Choose </w:t>
+      </w:r>
+      <w:r>
+        <w:rPr>
+          <w:b/>
+          <w:bCs/>
+          <w:sz w:val="21"/>
+          <w:szCs w:val="21"/>
+        </w:rPr>
+        <w:t xml:space="preserve">Print this sheet</w:t>
+      </w:r>
+      <w:r>
+        <w:rPr>
+          <w:sz w:val="21"/>
+          <w:szCs w:val="21"/>
+        </w:rPr>
+        <w:t xml:space="preserve"> (or press Ctrl+P) and work down it as you go.</w:t>
       </w:r>
     </w:p>
     <w:p>
@@ -373,7 +373,7 @@
           <w:sz w:val="21"/>
           <w:szCs w:val="21"/>
         </w:rPr>
-        <w:t xml:space="preserve"> at the top.</w:t>
+        <w:t xml:space="preserve"> at the top. That link does not print.</w:t>
       </w:r>
     </w:p>
     <w:p>
